--- a/submission/candidate_20260911_review/tables/TableS4.docx
+++ b/submission/candidate_20260911_review/tables/TableS4.docx
@@ -1389,7 +1389,7 @@
     <w:name w:val="Normal"/>
     <w:qFormat/>
     <w:pPr>
-      <w:spacing w:line="480" w:lineRule="auto" w:after="0"/>
+      <w:spacing w:line="456" w:lineRule="auto" w:after="0"/>
     </w:pPr>
     <w:rPr>
       <w:rFonts w:ascii="Times New Roman" w:hAnsi="Times New Roman"/>
@@ -1402,7 +1402,7 @@
     <w:link w:val="BodyTextChar"/>
     <w:qFormat/>
     <w:pPr>
-      <w:spacing w:after="0" w:before="180" w:line="480" w:lineRule="auto"/>
+      <w:spacing w:after="0" w:before="180" w:line="456" w:lineRule="auto"/>
     </w:pPr>
     <w:rPr>
       <w:rFonts w:ascii="Times New Roman" w:hAnsi="Times New Roman"/>
@@ -1415,7 +1415,7 @@
     <w:next w:val="BodyText"/>
     <w:qFormat/>
     <w:pPr>
-      <w:spacing w:line="480" w:lineRule="auto" w:after="0"/>
+      <w:spacing w:line="456" w:lineRule="auto" w:after="0"/>
     </w:pPr>
     <w:rPr>
       <w:rFonts w:ascii="Times New Roman" w:hAnsi="Times New Roman"/>
@@ -1427,7 +1427,7 @@
     <w:basedOn w:val="BodyText"/>
     <w:qFormat/>
     <w:pPr>
-      <w:spacing w:after="0" w:before="36" w:line="480" w:lineRule="auto"/>
+      <w:spacing w:after="0" w:before="36" w:line="456" w:lineRule="auto"/>
     </w:pPr>
     <w:rPr>
       <w:rFonts w:ascii="Times New Roman" w:hAnsi="Times New Roman"/>
@@ -1937,7 +1937,7 @@
     <w:unhideWhenUsed/>
     <w:qFormat/>
     <w:pPr>
-      <w:spacing w:line="480" w:lineRule="auto" w:after="0"/>
+      <w:spacing w:line="456" w:lineRule="auto" w:after="0"/>
     </w:pPr>
     <w:rPr>
       <w:rFonts w:ascii="Times New Roman" w:hAnsi="Times New Roman"/>
